--- a/applications/STRONG/Confidential - Senior Data Engineer Databricks 2 - 2026-08-31/cover_letter.docx
+++ b/applications/STRONG/Confidential - Senior Data Engineer Databricks 2 - 2026-08-31/cover_letter.docx
@@ -185,7 +185,7 @@
           <w:color w:val="09152A"/>
           <w:sz w:val="22"/>
         </w:rPr>
-        <w:t>I have designed and delivered Medallion Architecture Lakehouse solutions across every position in my career. At Ferguson Enterprises, I built and migrated enterprise data infrastructure to Databricks on Azure and GCP — implementing Bronze ingestion, Silver transformation, and Gold dimensional layers for a large-scale ecommerce and supply chain operation with PySpark and Spark SQL transformations at scale. At Catalyzt Nutrition, I led Lakehouse delivery on GCP, implementing Delta Live Tables for declarative orchestration, Delta Lake for ACID-compliant versioned storage, and automated data quality validations across all pipeline layers. In my freelance practice, I extended this work across three client organizations: at callcathai.online, building Medallion pipelines with data quality monitoring and production alerting on Databricks; at primelayertrades.com, building reusable PySpark frameworks with Unity Catalog governance and CI/CD deployment; and at hereraspreadsheets.com, developing Spark optimization patterns, dimensional data models, and streaming pipelines feeding real-time executive dashboards.</w:t>
+        <w:t>I have designed and delivered Medallion Architecture Lakehouse solutions across every position in my career. At Ferguson Enterprises, I built and migrated enterprise data infrastructure to Databricks on Azure and GCP — implementing Bronze ingestion, Silver transformation, and Gold dimensional layers for a large-scale ecommerce and supply chain operation with PySpark and Spark SQL transformations at scale. At Catalyzt Nutrition, I led Lakehouse delivery on GCP, implementing Delta Live Tables for declarative orchestration, Delta Lake for ACID-compliant versioned storage, and automated data quality validations across all pipeline layers. In my freelance practice, I extended this work across three client organizations: at callcatchai.online, building Medallion pipelines with data quality monitoring and production alerting on Databricks; at primelayertrades.com, building reusable PySpark frameworks with Unity Catalog governance and CI/CD deployment; and at hereraspreadsheets.com, developing Spark optimization patterns, dimensional data models, and streaming pipelines feeding real-time executive dashboards.</w:t>
       </w:r>
     </w:p>
     <w:p>
